--- a/output/docx/es/BUFRCREX_TableB_es_24.docx
+++ b/output/docx/es/BUFRCREX_TableB_es_24.docx
@@ -1993,7 +1993,7 @@
                 <w:b w:val="0"/>
                 <w:sz w:val="16"/>
               </w:rPr>
-              <w:t>Note 81: La tasa de dosis de radiación gamma 0 24 014 está destinada a los informes relativos a este elemento en condiciones normales, excluyendo los accidentes nucleares. I.2 – BUFR/CREX Tabla B/24 – 2</w:t>
+              <w:t>Note B81: La tasa de dosis de radiación gamma 0 24 014 está destinada a los informes relativos a este elemento en condiciones normales, excluyendo los accidentes nucleares. I.2 – BUFR/CREX Tabla B/24 – 2</w:t>
             </w:r>
           </w:p>
         </w:tc>
@@ -2839,7 +2839,7 @@
           <w:i/>
           <w:sz w:val="14"/>
         </w:rPr>
-        <w:t>Note 162: Intervalos útiles utilizados: de 1011 Bq a 1019 Bq para emisiones; de 10–2 Bq a 107 Bq y de 10–2 mSv a 107 mSv para concentraciones y dosis.</w:t>
+        <w:t>Note B162: Intervalos útiles utilizados: de 1011 Bq a 1019 Bq para emisiones; de 10–2 Bq a 107 Bq y de 10–2 mSv a 107 mSv para concentraciones y dosis.</w:t>
       </w:r>
     </w:p>
     <w:sectPr>
